--- a/03-Communication-and-Teamwork/Meetings/Minutes/Team-Meetings/Meeting Minutes 2025-08-14 (Team).docx
+++ b/03-Communication-and-Teamwork/Meetings/Minutes/Team-Meetings/Meeting Minutes 2025-08-14 (Team).docx
@@ -1845,8 +1845,8 @@
       </w:tblPr>
       <w:tblGrid>
         <w:gridCol w:w="540"/>
-        <w:gridCol w:w="5400"/>
-        <w:gridCol w:w="1530"/>
+        <w:gridCol w:w="4138"/>
+        <w:gridCol w:w="2792"/>
         <w:gridCol w:w="2520"/>
       </w:tblGrid>
       <w:tr>
@@ -1873,7 +1873,7 @@
         </w:tc>
         <w:tc>
           <w:tcPr>
-            <w:tcW w:w="5400" w:type="dxa"/>
+            <w:tcW w:w="4138" w:type="dxa"/>
             <w:shd w:val="clear" w:color="auto" w:fill="D9D9D9"/>
           </w:tcPr>
           <w:p>
@@ -1894,7 +1894,7 @@
         </w:tc>
         <w:tc>
           <w:tcPr>
-            <w:tcW w:w="1530" w:type="dxa"/>
+            <w:tcW w:w="2792" w:type="dxa"/>
             <w:shd w:val="clear" w:color="auto" w:fill="D9D9D9"/>
           </w:tcPr>
           <w:p>
@@ -1956,41 +1956,614 @@
         </w:tc>
         <w:tc>
           <w:tcPr>
-            <w:tcW w:w="5400" w:type="dxa"/>
-            <w:vAlign w:val="center"/>
-          </w:tcPr>
-          <w:p>
-            <w:pPr>
-              <w:rPr>
-                <w:rFonts w:ascii="Calibri" w:hAnsi="Calibri" w:cs="Calibri"/>
-              </w:rPr>
-            </w:pPr>
-          </w:p>
-        </w:tc>
-        <w:tc>
-          <w:tcPr>
-            <w:tcW w:w="1530" w:type="dxa"/>
-            <w:vAlign w:val="center"/>
-          </w:tcPr>
-          <w:p>
-            <w:pPr>
-              <w:rPr>
-                <w:rFonts w:ascii="Calibri" w:hAnsi="Calibri" w:cs="Calibri"/>
-              </w:rPr>
-            </w:pPr>
+            <w:tcW w:w="4138" w:type="dxa"/>
+            <w:vAlign w:val="center"/>
+          </w:tcPr>
+          <w:p>
+            <w:pPr>
+              <w:rPr>
+                <w:rFonts w:ascii="Calibri" w:hAnsi="Calibri" w:cs="Calibri"/>
+              </w:rPr>
+            </w:pPr>
+            <w:r>
+              <w:rPr>
+                <w:rFonts w:ascii="Calibri" w:hAnsi="Calibri" w:cs="Calibri"/>
+              </w:rPr>
+              <w:t>Research on Performance Metrics and IPv4/6</w:t>
+            </w:r>
+          </w:p>
+        </w:tc>
+        <w:tc>
+          <w:tcPr>
+            <w:tcW w:w="2792" w:type="dxa"/>
+            <w:vAlign w:val="center"/>
+          </w:tcPr>
+          <w:p>
+            <w:pPr>
+              <w:rPr>
+                <w:rFonts w:ascii="Calibri" w:hAnsi="Calibri" w:cs="Calibri"/>
+              </w:rPr>
+            </w:pPr>
+            <w:r>
+              <w:rPr>
+                <w:rFonts w:ascii="Calibri" w:hAnsi="Calibri" w:cs="Calibri"/>
+              </w:rPr>
+              <w:t xml:space="preserve">Charmi, Kylie, Larissa, </w:t>
+            </w:r>
+            <w:proofErr w:type="spellStart"/>
+            <w:r>
+              <w:rPr>
+                <w:rFonts w:ascii="Calibri" w:hAnsi="Calibri" w:cs="Calibri"/>
+              </w:rPr>
+              <w:t>Zaf</w:t>
+            </w:r>
+            <w:proofErr w:type="spellEnd"/>
           </w:p>
         </w:tc>
         <w:tc>
           <w:tcPr>
             <w:tcW w:w="2520" w:type="dxa"/>
-            <w:vAlign w:val="center"/>
-          </w:tcPr>
-          <w:p>
-            <w:pPr>
-              <w:rPr>
-                <w:rFonts w:ascii="Calibri" w:hAnsi="Calibri" w:cs="Calibri"/>
-              </w:rPr>
-            </w:pPr>
+          </w:tcPr>
+          <w:p>
+            <w:pPr>
+              <w:rPr>
+                <w:rFonts w:ascii="Calibri" w:hAnsi="Calibri" w:cs="Calibri"/>
+              </w:rPr>
+            </w:pPr>
+            <w:r>
+              <w:rPr>
+                <w:rFonts w:ascii="Calibri" w:hAnsi="Calibri" w:cs="Calibri"/>
+              </w:rPr>
+              <w:t>Completed</w:t>
+            </w:r>
+          </w:p>
+        </w:tc>
+      </w:tr>
+      <w:tr>
+        <w:tc>
+          <w:tcPr>
+            <w:tcW w:w="540" w:type="dxa"/>
+            <w:vAlign w:val="center"/>
+          </w:tcPr>
+          <w:p>
+            <w:pPr>
+              <w:numPr>
+                <w:ilvl w:val="0"/>
+                <w:numId w:val="19"/>
+              </w:numPr>
+              <w:ind w:left="144" w:hanging="158"/>
+              <w:rPr>
+                <w:rFonts w:ascii="Calibri" w:hAnsi="Calibri" w:cs="Calibri"/>
+              </w:rPr>
+            </w:pPr>
+          </w:p>
+        </w:tc>
+        <w:tc>
+          <w:tcPr>
+            <w:tcW w:w="4138" w:type="dxa"/>
+            <w:vAlign w:val="center"/>
+          </w:tcPr>
+          <w:p>
+            <w:pPr>
+              <w:rPr>
+                <w:rFonts w:ascii="Calibri" w:hAnsi="Calibri" w:cs="Calibri"/>
+              </w:rPr>
+            </w:pPr>
+            <w:r>
+              <w:rPr>
+                <w:rFonts w:ascii="Calibri" w:hAnsi="Calibri" w:cs="Calibri"/>
+              </w:rPr>
+              <w:t>Test Planning Documentation – Fedora</w:t>
+            </w:r>
+          </w:p>
+        </w:tc>
+        <w:tc>
+          <w:tcPr>
+            <w:tcW w:w="2792" w:type="dxa"/>
+            <w:vAlign w:val="center"/>
+          </w:tcPr>
+          <w:p>
+            <w:pPr>
+              <w:rPr>
+                <w:rFonts w:ascii="Calibri" w:hAnsi="Calibri" w:cs="Calibri"/>
+              </w:rPr>
+            </w:pPr>
+            <w:r>
+              <w:rPr>
+                <w:rFonts w:ascii="Calibri" w:hAnsi="Calibri" w:cs="Calibri"/>
+              </w:rPr>
+              <w:t>Thomas, Win, Nathan</w:t>
+            </w:r>
+          </w:p>
+        </w:tc>
+        <w:tc>
+          <w:tcPr>
+            <w:tcW w:w="2520" w:type="dxa"/>
+          </w:tcPr>
+          <w:p>
+            <w:pPr>
+              <w:rPr>
+                <w:rFonts w:ascii="Calibri" w:hAnsi="Calibri" w:cs="Calibri"/>
+              </w:rPr>
+            </w:pPr>
+            <w:r>
+              <w:rPr>
+                <w:rFonts w:ascii="Calibri" w:hAnsi="Calibri" w:cs="Calibri"/>
+              </w:rPr>
+              <w:t>Completed</w:t>
+            </w:r>
+          </w:p>
+        </w:tc>
+      </w:tr>
+      <w:tr>
+        <w:tc>
+          <w:tcPr>
+            <w:tcW w:w="540" w:type="dxa"/>
+            <w:vAlign w:val="center"/>
+          </w:tcPr>
+          <w:p>
+            <w:pPr>
+              <w:numPr>
+                <w:ilvl w:val="0"/>
+                <w:numId w:val="19"/>
+              </w:numPr>
+              <w:ind w:left="144" w:hanging="158"/>
+              <w:rPr>
+                <w:rFonts w:ascii="Calibri" w:hAnsi="Calibri" w:cs="Calibri"/>
+              </w:rPr>
+            </w:pPr>
+          </w:p>
+        </w:tc>
+        <w:tc>
+          <w:tcPr>
+            <w:tcW w:w="4138" w:type="dxa"/>
+            <w:vAlign w:val="center"/>
+          </w:tcPr>
+          <w:p>
+            <w:pPr>
+              <w:rPr>
+                <w:rFonts w:ascii="Calibri" w:hAnsi="Calibri" w:cs="Calibri"/>
+              </w:rPr>
+            </w:pPr>
+            <w:r>
+              <w:rPr>
+                <w:rFonts w:ascii="Calibri" w:hAnsi="Calibri" w:cs="Calibri"/>
+              </w:rPr>
+              <w:t xml:space="preserve">Defining Test Cases – Fedora  </w:t>
+            </w:r>
+          </w:p>
+        </w:tc>
+        <w:tc>
+          <w:tcPr>
+            <w:tcW w:w="2792" w:type="dxa"/>
+            <w:vAlign w:val="center"/>
+          </w:tcPr>
+          <w:p>
+            <w:pPr>
+              <w:rPr>
+                <w:rFonts w:ascii="Calibri" w:hAnsi="Calibri" w:cs="Calibri"/>
+              </w:rPr>
+            </w:pPr>
+            <w:r>
+              <w:rPr>
+                <w:rFonts w:ascii="Calibri" w:hAnsi="Calibri" w:cs="Calibri"/>
+              </w:rPr>
+              <w:t>Thomas, Win, Nathan</w:t>
+            </w:r>
+          </w:p>
+        </w:tc>
+        <w:tc>
+          <w:tcPr>
+            <w:tcW w:w="2520" w:type="dxa"/>
+          </w:tcPr>
+          <w:p>
+            <w:pPr>
+              <w:rPr>
+                <w:rFonts w:ascii="Calibri" w:hAnsi="Calibri" w:cs="Calibri"/>
+              </w:rPr>
+            </w:pPr>
+            <w:r>
+              <w:rPr>
+                <w:rFonts w:ascii="Calibri" w:hAnsi="Calibri" w:cs="Calibri"/>
+              </w:rPr>
+              <w:t>Completed</w:t>
+            </w:r>
+          </w:p>
+        </w:tc>
+      </w:tr>
+      <w:tr>
+        <w:tc>
+          <w:tcPr>
+            <w:tcW w:w="540" w:type="dxa"/>
+            <w:vAlign w:val="center"/>
+          </w:tcPr>
+          <w:p>
+            <w:pPr>
+              <w:numPr>
+                <w:ilvl w:val="0"/>
+                <w:numId w:val="19"/>
+              </w:numPr>
+              <w:ind w:left="144" w:hanging="158"/>
+              <w:rPr>
+                <w:rFonts w:ascii="Calibri" w:hAnsi="Calibri" w:cs="Calibri"/>
+              </w:rPr>
+            </w:pPr>
+          </w:p>
+        </w:tc>
+        <w:tc>
+          <w:tcPr>
+            <w:tcW w:w="4138" w:type="dxa"/>
+            <w:vAlign w:val="center"/>
+          </w:tcPr>
+          <w:p>
+            <w:pPr>
+              <w:rPr>
+                <w:rFonts w:ascii="Calibri" w:hAnsi="Calibri" w:cs="Calibri"/>
+              </w:rPr>
+            </w:pPr>
+            <w:r>
+              <w:rPr>
+                <w:rFonts w:ascii="Calibri" w:hAnsi="Calibri" w:cs="Calibri"/>
+              </w:rPr>
+              <w:t>Developing Test Scripts/ Configurations</w:t>
+            </w:r>
+          </w:p>
+        </w:tc>
+        <w:tc>
+          <w:tcPr>
+            <w:tcW w:w="2792" w:type="dxa"/>
+            <w:vAlign w:val="center"/>
+          </w:tcPr>
+          <w:p>
+            <w:pPr>
+              <w:rPr>
+                <w:rFonts w:ascii="Calibri" w:hAnsi="Calibri" w:cs="Calibri"/>
+              </w:rPr>
+            </w:pPr>
+            <w:r>
+              <w:rPr>
+                <w:rFonts w:ascii="Calibri" w:hAnsi="Calibri" w:cs="Calibri"/>
+              </w:rPr>
+              <w:t>Thomas, Win, Nathan</w:t>
+            </w:r>
+          </w:p>
+        </w:tc>
+        <w:tc>
+          <w:tcPr>
+            <w:tcW w:w="2520" w:type="dxa"/>
+          </w:tcPr>
+          <w:p>
+            <w:pPr>
+              <w:rPr>
+                <w:rFonts w:ascii="Calibri" w:hAnsi="Calibri" w:cs="Calibri"/>
+              </w:rPr>
+            </w:pPr>
+            <w:r>
+              <w:rPr>
+                <w:rFonts w:ascii="Calibri" w:hAnsi="Calibri" w:cs="Calibri"/>
+              </w:rPr>
+              <w:t>Completed</w:t>
+            </w:r>
+          </w:p>
+        </w:tc>
+      </w:tr>
+      <w:tr>
+        <w:tc>
+          <w:tcPr>
+            <w:tcW w:w="540" w:type="dxa"/>
+            <w:vAlign w:val="center"/>
+          </w:tcPr>
+          <w:p>
+            <w:pPr>
+              <w:numPr>
+                <w:ilvl w:val="0"/>
+                <w:numId w:val="19"/>
+              </w:numPr>
+              <w:ind w:left="144" w:hanging="158"/>
+              <w:rPr>
+                <w:rFonts w:ascii="Calibri" w:hAnsi="Calibri" w:cs="Calibri"/>
+              </w:rPr>
+            </w:pPr>
+          </w:p>
+        </w:tc>
+        <w:tc>
+          <w:tcPr>
+            <w:tcW w:w="4138" w:type="dxa"/>
+            <w:vAlign w:val="center"/>
+          </w:tcPr>
+          <w:p>
+            <w:pPr>
+              <w:rPr>
+                <w:rFonts w:ascii="Calibri" w:hAnsi="Calibri" w:cs="Calibri"/>
+              </w:rPr>
+            </w:pPr>
+            <w:r>
+              <w:rPr>
+                <w:rFonts w:ascii="Calibri" w:hAnsi="Calibri" w:cs="Calibri"/>
+              </w:rPr>
+              <w:t xml:space="preserve">Installation of Fedora </w:t>
+            </w:r>
+          </w:p>
+        </w:tc>
+        <w:tc>
+          <w:tcPr>
+            <w:tcW w:w="2792" w:type="dxa"/>
+            <w:vAlign w:val="center"/>
+          </w:tcPr>
+          <w:p>
+            <w:pPr>
+              <w:rPr>
+                <w:rFonts w:ascii="Calibri" w:hAnsi="Calibri" w:cs="Calibri"/>
+              </w:rPr>
+            </w:pPr>
+            <w:r>
+              <w:rPr>
+                <w:rFonts w:ascii="Calibri" w:hAnsi="Calibri" w:cs="Calibri"/>
+              </w:rPr>
+              <w:t xml:space="preserve">Larissa, </w:t>
+            </w:r>
+            <w:proofErr w:type="spellStart"/>
+            <w:r>
+              <w:rPr>
+                <w:rFonts w:ascii="Calibri" w:hAnsi="Calibri" w:cs="Calibri"/>
+              </w:rPr>
+              <w:t>Zaf</w:t>
+            </w:r>
+            <w:proofErr w:type="spellEnd"/>
+          </w:p>
+        </w:tc>
+        <w:tc>
+          <w:tcPr>
+            <w:tcW w:w="2520" w:type="dxa"/>
+          </w:tcPr>
+          <w:p>
+            <w:pPr>
+              <w:rPr>
+                <w:rFonts w:ascii="Calibri" w:hAnsi="Calibri" w:cs="Calibri"/>
+              </w:rPr>
+            </w:pPr>
+            <w:r>
+              <w:rPr>
+                <w:rFonts w:ascii="Calibri" w:hAnsi="Calibri" w:cs="Calibri"/>
+              </w:rPr>
+              <w:t>Completed</w:t>
+            </w:r>
+          </w:p>
+        </w:tc>
+      </w:tr>
+      <w:tr>
+        <w:tc>
+          <w:tcPr>
+            <w:tcW w:w="540" w:type="dxa"/>
+            <w:vAlign w:val="center"/>
+          </w:tcPr>
+          <w:p>
+            <w:pPr>
+              <w:numPr>
+                <w:ilvl w:val="0"/>
+                <w:numId w:val="19"/>
+              </w:numPr>
+              <w:ind w:left="144" w:hanging="158"/>
+              <w:rPr>
+                <w:rFonts w:ascii="Calibri" w:hAnsi="Calibri" w:cs="Calibri"/>
+              </w:rPr>
+            </w:pPr>
+          </w:p>
+        </w:tc>
+        <w:tc>
+          <w:tcPr>
+            <w:tcW w:w="4138" w:type="dxa"/>
+            <w:vAlign w:val="center"/>
+          </w:tcPr>
+          <w:p>
+            <w:pPr>
+              <w:rPr>
+                <w:rFonts w:ascii="Calibri" w:hAnsi="Calibri" w:cs="Calibri"/>
+              </w:rPr>
+            </w:pPr>
+            <w:r>
+              <w:rPr>
+                <w:rFonts w:ascii="Calibri" w:hAnsi="Calibri" w:cs="Calibri"/>
+              </w:rPr>
+              <w:t>Validating Environment Setup</w:t>
+            </w:r>
+          </w:p>
+        </w:tc>
+        <w:tc>
+          <w:tcPr>
+            <w:tcW w:w="2792" w:type="dxa"/>
+            <w:vAlign w:val="center"/>
+          </w:tcPr>
+          <w:p>
+            <w:pPr>
+              <w:rPr>
+                <w:rFonts w:ascii="Calibri" w:hAnsi="Calibri" w:cs="Calibri"/>
+              </w:rPr>
+            </w:pPr>
+            <w:r>
+              <w:rPr>
+                <w:rFonts w:ascii="Calibri" w:hAnsi="Calibri" w:cs="Calibri"/>
+              </w:rPr>
+              <w:t>Win</w:t>
+            </w:r>
+          </w:p>
+        </w:tc>
+        <w:tc>
+          <w:tcPr>
+            <w:tcW w:w="2520" w:type="dxa"/>
+          </w:tcPr>
+          <w:p>
+            <w:pPr>
+              <w:rPr>
+                <w:rFonts w:ascii="Calibri" w:hAnsi="Calibri" w:cs="Calibri"/>
+              </w:rPr>
+            </w:pPr>
+            <w:r>
+              <w:rPr>
+                <w:rFonts w:ascii="Calibri" w:hAnsi="Calibri" w:cs="Calibri"/>
+              </w:rPr>
+              <w:t>Completed</w:t>
+            </w:r>
+          </w:p>
+        </w:tc>
+      </w:tr>
+      <w:tr>
+        <w:tc>
+          <w:tcPr>
+            <w:tcW w:w="540" w:type="dxa"/>
+            <w:vAlign w:val="center"/>
+          </w:tcPr>
+          <w:p>
+            <w:pPr>
+              <w:numPr>
+                <w:ilvl w:val="0"/>
+                <w:numId w:val="19"/>
+              </w:numPr>
+              <w:ind w:left="144" w:hanging="158"/>
+              <w:rPr>
+                <w:rFonts w:ascii="Calibri" w:hAnsi="Calibri" w:cs="Calibri"/>
+              </w:rPr>
+            </w:pPr>
+          </w:p>
+        </w:tc>
+        <w:tc>
+          <w:tcPr>
+            <w:tcW w:w="4138" w:type="dxa"/>
+            <w:vAlign w:val="center"/>
+          </w:tcPr>
+          <w:p>
+            <w:pPr>
+              <w:rPr>
+                <w:rFonts w:ascii="Calibri" w:hAnsi="Calibri" w:cs="Calibri"/>
+              </w:rPr>
+            </w:pPr>
+            <w:r>
+              <w:rPr>
+                <w:rFonts w:ascii="Calibri" w:hAnsi="Calibri" w:cs="Calibri"/>
+              </w:rPr>
+              <w:t>Fedora Evaluation Runs</w:t>
+            </w:r>
+          </w:p>
+        </w:tc>
+        <w:tc>
+          <w:tcPr>
+            <w:tcW w:w="2792" w:type="dxa"/>
+            <w:vAlign w:val="center"/>
+          </w:tcPr>
+          <w:p>
+            <w:pPr>
+              <w:rPr>
+                <w:rFonts w:ascii="Calibri" w:hAnsi="Calibri" w:cs="Calibri"/>
+              </w:rPr>
+            </w:pPr>
+            <w:r>
+              <w:rPr>
+                <w:rFonts w:ascii="Calibri" w:hAnsi="Calibri" w:cs="Calibri"/>
+              </w:rPr>
+              <w:t xml:space="preserve">Larissa, </w:t>
+            </w:r>
+            <w:proofErr w:type="spellStart"/>
+            <w:r>
+              <w:rPr>
+                <w:rFonts w:ascii="Calibri" w:hAnsi="Calibri" w:cs="Calibri"/>
+              </w:rPr>
+              <w:t>Zaf</w:t>
+            </w:r>
+            <w:proofErr w:type="spellEnd"/>
+          </w:p>
+        </w:tc>
+        <w:tc>
+          <w:tcPr>
+            <w:tcW w:w="2520" w:type="dxa"/>
+          </w:tcPr>
+          <w:p>
+            <w:pPr>
+              <w:rPr>
+                <w:rFonts w:ascii="Calibri" w:hAnsi="Calibri" w:cs="Calibri"/>
+              </w:rPr>
+            </w:pPr>
+            <w:r>
+              <w:rPr>
+                <w:rFonts w:ascii="Calibri" w:hAnsi="Calibri" w:cs="Calibri"/>
+              </w:rPr>
+              <w:t>Completed</w:t>
+            </w:r>
+          </w:p>
+        </w:tc>
+      </w:tr>
+      <w:tr>
+        <w:tc>
+          <w:tcPr>
+            <w:tcW w:w="540" w:type="dxa"/>
+            <w:vAlign w:val="center"/>
+          </w:tcPr>
+          <w:p>
+            <w:pPr>
+              <w:numPr>
+                <w:ilvl w:val="0"/>
+                <w:numId w:val="19"/>
+              </w:numPr>
+              <w:ind w:left="144" w:hanging="158"/>
+              <w:rPr>
+                <w:rFonts w:ascii="Calibri" w:hAnsi="Calibri" w:cs="Calibri"/>
+              </w:rPr>
+            </w:pPr>
+          </w:p>
+        </w:tc>
+        <w:tc>
+          <w:tcPr>
+            <w:tcW w:w="4138" w:type="dxa"/>
+            <w:vAlign w:val="center"/>
+          </w:tcPr>
+          <w:p>
+            <w:pPr>
+              <w:rPr>
+                <w:rFonts w:ascii="Calibri" w:hAnsi="Calibri" w:cs="Calibri"/>
+              </w:rPr>
+            </w:pPr>
+            <w:r>
+              <w:rPr>
+                <w:rFonts w:ascii="Calibri" w:hAnsi="Calibri" w:cs="Calibri"/>
+              </w:rPr>
+              <w:t xml:space="preserve">Client Feedback Approval for Fedora </w:t>
+            </w:r>
+          </w:p>
+        </w:tc>
+        <w:tc>
+          <w:tcPr>
+            <w:tcW w:w="2792" w:type="dxa"/>
+            <w:vAlign w:val="center"/>
+          </w:tcPr>
+          <w:p>
+            <w:pPr>
+              <w:rPr>
+                <w:rFonts w:ascii="Calibri" w:hAnsi="Calibri" w:cs="Calibri"/>
+              </w:rPr>
+            </w:pPr>
+            <w:r>
+              <w:rPr>
+                <w:rFonts w:ascii="Calibri" w:hAnsi="Calibri" w:cs="Calibri"/>
+              </w:rPr>
+              <w:t>-</w:t>
+            </w:r>
+          </w:p>
+        </w:tc>
+        <w:tc>
+          <w:tcPr>
+            <w:tcW w:w="2520" w:type="dxa"/>
+          </w:tcPr>
+          <w:p>
+            <w:pPr>
+              <w:rPr>
+                <w:rFonts w:ascii="Calibri" w:hAnsi="Calibri" w:cs="Calibri"/>
+              </w:rPr>
+            </w:pPr>
+            <w:r>
+              <w:rPr>
+                <w:rFonts w:ascii="Calibri" w:hAnsi="Calibri" w:cs="Calibri"/>
+              </w:rPr>
+              <w:t>Completed</w:t>
+            </w:r>
           </w:p>
         </w:tc>
       </w:tr>
@@ -2125,7 +2698,41 @@
               <w:rPr>
                 <w:rFonts w:ascii="Calibri" w:hAnsi="Calibri" w:cs="Calibri"/>
               </w:rPr>
-              <w:t>The poster can have up to 5 graphs</w:t>
+              <w:t xml:space="preserve">Discussion on Final Poster: </w:t>
+            </w:r>
+          </w:p>
+          <w:p>
+            <w:pPr>
+              <w:numPr>
+                <w:ilvl w:val="0"/>
+                <w:numId w:val="31"/>
+              </w:numPr>
+              <w:rPr>
+                <w:rFonts w:ascii="Calibri" w:hAnsi="Calibri" w:cs="Calibri"/>
+              </w:rPr>
+            </w:pPr>
+            <w:r>
+              <w:rPr>
+                <w:rFonts w:ascii="Calibri" w:hAnsi="Calibri" w:cs="Calibri"/>
+              </w:rPr>
+              <w:t>Display up to 5 graphs</w:t>
+            </w:r>
+          </w:p>
+          <w:p>
+            <w:pPr>
+              <w:numPr>
+                <w:ilvl w:val="0"/>
+                <w:numId w:val="31"/>
+              </w:numPr>
+              <w:rPr>
+                <w:rFonts w:ascii="Calibri" w:hAnsi="Calibri" w:cs="Calibri"/>
+              </w:rPr>
+            </w:pPr>
+            <w:r>
+              <w:rPr>
+                <w:rFonts w:ascii="Calibri" w:hAnsi="Calibri" w:cs="Calibri"/>
+              </w:rPr>
+              <w:t xml:space="preserve">Brief Project Background information should be required. </w:t>
             </w:r>
           </w:p>
         </w:tc>
@@ -2164,19 +2771,20 @@
               <w:rPr>
                 <w:rFonts w:ascii="Calibri" w:hAnsi="Calibri" w:cs="Calibri"/>
               </w:rPr>
-              <w:t xml:space="preserve">The client was happy with the </w:t>
-            </w:r>
-            <w:r>
-              <w:rPr>
-                <w:rFonts w:ascii="Calibri" w:hAnsi="Calibri" w:cs="Calibri"/>
-              </w:rPr>
-              <w:t>F</w:t>
-            </w:r>
-            <w:r>
-              <w:rPr>
-                <w:rFonts w:ascii="Calibri" w:hAnsi="Calibri" w:cs="Calibri"/>
-              </w:rPr>
-              <w:t>edora data</w:t>
+              <w:t xml:space="preserve">Received Raymond Approval on Fedora Execution Data Graphs </w:t>
+            </w:r>
+          </w:p>
+          <w:p>
+            <w:pPr>
+              <w:rPr>
+                <w:rFonts w:ascii="Calibri" w:hAnsi="Calibri" w:cs="Calibri"/>
+              </w:rPr>
+            </w:pPr>
+            <w:r>
+              <w:rPr>
+                <w:rFonts w:ascii="Calibri" w:hAnsi="Calibri" w:cs="Calibri"/>
+              </w:rPr>
+              <w:t xml:space="preserve">Raymond has told us to proceed with next Linux OS, Kali. </w:t>
             </w:r>
           </w:p>
         </w:tc>
@@ -2215,7 +2823,20 @@
               <w:rPr>
                 <w:rFonts w:ascii="Calibri" w:hAnsi="Calibri" w:cs="Calibri"/>
               </w:rPr>
-              <w:t>Need to find the confidence interval</w:t>
+              <w:t xml:space="preserve">Discussion on confidence of interval. </w:t>
+            </w:r>
+          </w:p>
+          <w:p>
+            <w:pPr>
+              <w:rPr>
+                <w:rFonts w:ascii="Calibri" w:hAnsi="Calibri" w:cs="Calibri"/>
+              </w:rPr>
+            </w:pPr>
+            <w:r>
+              <w:rPr>
+                <w:rFonts w:ascii="Calibri" w:hAnsi="Calibri" w:cs="Calibri"/>
+              </w:rPr>
+              <w:t xml:space="preserve">Raised question on writing up Change Request for the COI to be signed off. </w:t>
             </w:r>
           </w:p>
         </w:tc>
@@ -2254,43 +2875,65 @@
               <w:rPr>
                 <w:rFonts w:ascii="Calibri" w:hAnsi="Calibri" w:cs="Calibri"/>
               </w:rPr>
-              <w:t>Working on graphin</w:t>
-            </w:r>
-            <w:r>
-              <w:rPr>
-                <w:rFonts w:ascii="Calibri" w:hAnsi="Calibri" w:cs="Calibri"/>
-              </w:rPr>
-              <w:t>g</w:t>
-            </w:r>
-            <w:r>
-              <w:rPr>
-                <w:rFonts w:ascii="Calibri" w:hAnsi="Calibri" w:cs="Calibri"/>
-              </w:rPr>
-              <w:t xml:space="preserve"> </w:t>
-            </w:r>
-            <w:r>
-              <w:rPr>
-                <w:rFonts w:ascii="Calibri" w:hAnsi="Calibri" w:cs="Calibri"/>
-              </w:rPr>
-              <w:t>U</w:t>
-            </w:r>
-            <w:r>
-              <w:rPr>
-                <w:rFonts w:ascii="Calibri" w:hAnsi="Calibri" w:cs="Calibri"/>
-              </w:rPr>
-              <w:t xml:space="preserve">buntu and </w:t>
-            </w:r>
-            <w:r>
-              <w:rPr>
-                <w:rFonts w:ascii="Calibri" w:hAnsi="Calibri" w:cs="Calibri"/>
-              </w:rPr>
-              <w:t>F</w:t>
-            </w:r>
-            <w:r>
-              <w:rPr>
-                <w:rFonts w:ascii="Calibri" w:hAnsi="Calibri" w:cs="Calibri"/>
-              </w:rPr>
-              <w:t>edora data</w:t>
+              <w:t xml:space="preserve">Team members allocated tasks to continue graphing </w:t>
+            </w:r>
+            <w:r>
+              <w:rPr>
+                <w:rFonts w:ascii="Calibri" w:hAnsi="Calibri" w:cs="Calibri"/>
+              </w:rPr>
+              <w:t xml:space="preserve">Ubuntu evaluation and Fedora evaluation Data results. </w:t>
+            </w:r>
+          </w:p>
+        </w:tc>
+      </w:tr>
+      <w:tr>
+        <w:tc>
+          <w:tcPr>
+            <w:tcW w:w="540" w:type="dxa"/>
+            <w:vAlign w:val="center"/>
+          </w:tcPr>
+          <w:p>
+            <w:pPr>
+              <w:numPr>
+                <w:ilvl w:val="0"/>
+                <w:numId w:val="21"/>
+              </w:numPr>
+              <w:ind w:left="342"/>
+              <w:rPr>
+                <w:rFonts w:ascii="Calibri" w:hAnsi="Calibri" w:cs="Calibri"/>
+              </w:rPr>
+            </w:pPr>
+          </w:p>
+        </w:tc>
+        <w:tc>
+          <w:tcPr>
+            <w:tcW w:w="9450" w:type="dxa"/>
+            <w:vAlign w:val="center"/>
+          </w:tcPr>
+          <w:p>
+            <w:pPr>
+              <w:rPr>
+                <w:rFonts w:ascii="Calibri" w:hAnsi="Calibri" w:cs="Calibri"/>
+              </w:rPr>
+            </w:pPr>
+            <w:r>
+              <w:rPr>
+                <w:rFonts w:ascii="Calibri" w:hAnsi="Calibri" w:cs="Calibri"/>
+              </w:rPr>
+              <w:t xml:space="preserve">Team moving forward with Kali OS, after receiving confirmation from Client on Fedora OS. </w:t>
+            </w:r>
+          </w:p>
+          <w:p>
+            <w:pPr>
+              <w:rPr>
+                <w:rFonts w:ascii="Calibri" w:hAnsi="Calibri" w:cs="Calibri"/>
+              </w:rPr>
+            </w:pPr>
+            <w:r>
+              <w:rPr>
+                <w:rFonts w:ascii="Calibri" w:hAnsi="Calibri" w:cs="Calibri"/>
+              </w:rPr>
+              <w:t xml:space="preserve">Completed Kali Installation </w:t>
             </w:r>
           </w:p>
         </w:tc>
@@ -2324,6 +2967,7 @@
           <w:rFonts w:ascii="Calibri" w:hAnsi="Calibri" w:cs="Calibri"/>
           <w:b/>
         </w:rPr>
+        <w:lastRenderedPageBreak/>
         <w:t>Summary of Action Items</w:t>
       </w:r>
     </w:p>
@@ -2512,7 +3156,7 @@
               <w:rPr>
                 <w:rFonts w:ascii="Calibri" w:hAnsi="Calibri" w:cs="Calibri"/>
               </w:rPr>
-              <w:t>Completed</w:t>
+              <w:t>28/08/2025</w:t>
             </w:r>
           </w:p>
         </w:tc>
@@ -2589,7 +3233,19 @@
               <w:rPr>
                 <w:rFonts w:ascii="Calibri" w:hAnsi="Calibri" w:cs="Calibri"/>
               </w:rPr>
-              <w:t>Completed</w:t>
+              <w:t>28/0</w:t>
+            </w:r>
+            <w:r>
+              <w:rPr>
+                <w:rFonts w:ascii="Calibri" w:hAnsi="Calibri" w:cs="Calibri"/>
+              </w:rPr>
+              <w:t>8</w:t>
+            </w:r>
+            <w:r>
+              <w:rPr>
+                <w:rFonts w:ascii="Calibri" w:hAnsi="Calibri" w:cs="Calibri"/>
+              </w:rPr>
+              <w:t>/2025</w:t>
             </w:r>
           </w:p>
         </w:tc>
@@ -2674,7 +3330,13 @@
               <w:rPr>
                 <w:rFonts w:ascii="Calibri" w:hAnsi="Calibri" w:cs="Calibri"/>
               </w:rPr>
-              <w:t>Completed</w:t>
+              <w:t>04</w:t>
+            </w:r>
+            <w:r>
+              <w:rPr>
+                <w:rFonts w:ascii="Calibri" w:hAnsi="Calibri" w:cs="Calibri"/>
+              </w:rPr>
+              <w:t>/09/2025</w:t>
             </w:r>
           </w:p>
         </w:tc>
@@ -2759,7 +3421,7 @@
               <w:rPr>
                 <w:rFonts w:ascii="Calibri" w:hAnsi="Calibri" w:cs="Calibri"/>
               </w:rPr>
-              <w:t>Completed</w:t>
+              <w:t>04/09/2025</w:t>
             </w:r>
           </w:p>
         </w:tc>
@@ -2798,13 +3460,13 @@
               <w:rPr>
                 <w:rFonts w:ascii="Calibri" w:hAnsi="Calibri" w:cs="Calibri"/>
               </w:rPr>
-              <w:t>Graphing</w:t>
-            </w:r>
-            <w:r>
-              <w:rPr>
-                <w:rFonts w:ascii="Calibri" w:hAnsi="Calibri" w:cs="Calibri"/>
-              </w:rPr>
-              <w:t xml:space="preserve"> and Confidence of Interval </w:t>
+              <w:t xml:space="preserve">Individual </w:t>
+            </w:r>
+            <w:r>
+              <w:rPr>
+                <w:rFonts w:ascii="Calibri" w:hAnsi="Calibri" w:cs="Calibri"/>
+              </w:rPr>
+              <w:t>Reflective Report</w:t>
             </w:r>
           </w:p>
         </w:tc>
@@ -2823,7 +3485,7 @@
               <w:rPr>
                 <w:rFonts w:ascii="Calibri" w:hAnsi="Calibri" w:cs="Calibri"/>
               </w:rPr>
-              <w:t>Win, Larissa</w:t>
+              <w:t>All Team Members</w:t>
             </w:r>
           </w:p>
         </w:tc>
@@ -2842,7 +3504,19 @@
               <w:rPr>
                 <w:rFonts w:ascii="Calibri" w:hAnsi="Calibri" w:cs="Calibri"/>
               </w:rPr>
-              <w:t>Completed</w:t>
+              <w:t>28/</w:t>
+            </w:r>
+            <w:r>
+              <w:rPr>
+                <w:rFonts w:ascii="Calibri" w:hAnsi="Calibri" w:cs="Calibri"/>
+              </w:rPr>
+              <w:t>10</w:t>
+            </w:r>
+            <w:r>
+              <w:rPr>
+                <w:rFonts w:ascii="Calibri" w:hAnsi="Calibri" w:cs="Calibri"/>
+              </w:rPr>
+              <w:t>/2025</w:t>
             </w:r>
           </w:p>
         </w:tc>
@@ -2881,13 +3555,25 @@
               <w:rPr>
                 <w:rFonts w:ascii="Calibri" w:hAnsi="Calibri" w:cs="Calibri"/>
               </w:rPr>
-              <w:t xml:space="preserve">Individual </w:t>
-            </w:r>
-            <w:r>
-              <w:rPr>
-                <w:rFonts w:ascii="Calibri" w:hAnsi="Calibri" w:cs="Calibri"/>
-              </w:rPr>
-              <w:t>Reflective Report</w:t>
+              <w:t>Organ</w:t>
+            </w:r>
+            <w:r>
+              <w:rPr>
+                <w:rFonts w:ascii="Calibri" w:hAnsi="Calibri" w:cs="Calibri"/>
+              </w:rPr>
+              <w:t>is</w:t>
+            </w:r>
+            <w:r>
+              <w:rPr>
+                <w:rFonts w:ascii="Calibri" w:hAnsi="Calibri" w:cs="Calibri"/>
+              </w:rPr>
+              <w:t>ing the Portf</w:t>
+            </w:r>
+            <w:r>
+              <w:rPr>
+                <w:rFonts w:ascii="Calibri" w:hAnsi="Calibri" w:cs="Calibri"/>
+              </w:rPr>
+              <w:t xml:space="preserve">olio Folders </w:t>
             </w:r>
           </w:p>
         </w:tc>
@@ -2906,7 +3592,7 @@
               <w:rPr>
                 <w:rFonts w:ascii="Calibri" w:hAnsi="Calibri" w:cs="Calibri"/>
               </w:rPr>
-              <w:t>All Team Members</w:t>
+              <w:t>Thomas</w:t>
             </w:r>
           </w:p>
         </w:tc>
@@ -2925,7 +3611,19 @@
               <w:rPr>
                 <w:rFonts w:ascii="Calibri" w:hAnsi="Calibri" w:cs="Calibri"/>
               </w:rPr>
-              <w:t>28/09/2025</w:t>
+              <w:t>28/</w:t>
+            </w:r>
+            <w:r>
+              <w:rPr>
+                <w:rFonts w:ascii="Calibri" w:hAnsi="Calibri" w:cs="Calibri"/>
+              </w:rPr>
+              <w:t>10</w:t>
+            </w:r>
+            <w:r>
+              <w:rPr>
+                <w:rFonts w:ascii="Calibri" w:hAnsi="Calibri" w:cs="Calibri"/>
+              </w:rPr>
+              <w:t>/2025</w:t>
             </w:r>
           </w:p>
         </w:tc>
@@ -2964,25 +3662,7 @@
               <w:rPr>
                 <w:rFonts w:ascii="Calibri" w:hAnsi="Calibri" w:cs="Calibri"/>
               </w:rPr>
-              <w:t>Organ</w:t>
-            </w:r>
-            <w:r>
-              <w:rPr>
-                <w:rFonts w:ascii="Calibri" w:hAnsi="Calibri" w:cs="Calibri"/>
-              </w:rPr>
-              <w:t>is</w:t>
-            </w:r>
-            <w:r>
-              <w:rPr>
-                <w:rFonts w:ascii="Calibri" w:hAnsi="Calibri" w:cs="Calibri"/>
-              </w:rPr>
-              <w:t>ing the Portf</w:t>
-            </w:r>
-            <w:r>
-              <w:rPr>
-                <w:rFonts w:ascii="Calibri" w:hAnsi="Calibri" w:cs="Calibri"/>
-              </w:rPr>
-              <w:t xml:space="preserve">olio Folders </w:t>
+              <w:t>Final Poster</w:t>
             </w:r>
           </w:p>
         </w:tc>
@@ -3001,7 +3681,7 @@
               <w:rPr>
                 <w:rFonts w:ascii="Calibri" w:hAnsi="Calibri" w:cs="Calibri"/>
               </w:rPr>
-              <w:t>Thomas</w:t>
+              <w:t>All Team Members</w:t>
             </w:r>
           </w:p>
         </w:tc>
@@ -3020,84 +3700,19 @@
               <w:rPr>
                 <w:rFonts w:ascii="Calibri" w:hAnsi="Calibri" w:cs="Calibri"/>
               </w:rPr>
-              <w:t>28/09/2025</w:t>
-            </w:r>
-          </w:p>
-        </w:tc>
-      </w:tr>
-      <w:tr>
-        <w:tc>
-          <w:tcPr>
-            <w:tcW w:w="540" w:type="dxa"/>
-            <w:vAlign w:val="center"/>
-          </w:tcPr>
-          <w:p>
-            <w:pPr>
-              <w:numPr>
-                <w:ilvl w:val="0"/>
-                <w:numId w:val="20"/>
-              </w:numPr>
-              <w:ind w:left="342"/>
-              <w:rPr>
-                <w:rFonts w:ascii="Calibri" w:hAnsi="Calibri" w:cs="Calibri"/>
-              </w:rPr>
-            </w:pPr>
-          </w:p>
-        </w:tc>
-        <w:tc>
-          <w:tcPr>
-            <w:tcW w:w="5400" w:type="dxa"/>
-            <w:vAlign w:val="center"/>
-          </w:tcPr>
-          <w:p>
-            <w:pPr>
-              <w:rPr>
-                <w:rFonts w:ascii="Calibri" w:hAnsi="Calibri" w:cs="Calibri"/>
-              </w:rPr>
-            </w:pPr>
-            <w:r>
-              <w:rPr>
-                <w:rFonts w:ascii="Calibri" w:hAnsi="Calibri" w:cs="Calibri"/>
-              </w:rPr>
-              <w:t>Final Poster</w:t>
-            </w:r>
-          </w:p>
-        </w:tc>
-        <w:tc>
-          <w:tcPr>
-            <w:tcW w:w="2140" w:type="dxa"/>
-            <w:vAlign w:val="center"/>
-          </w:tcPr>
-          <w:p>
-            <w:pPr>
-              <w:rPr>
-                <w:rFonts w:ascii="Calibri" w:hAnsi="Calibri" w:cs="Calibri"/>
-              </w:rPr>
-            </w:pPr>
-            <w:r>
-              <w:rPr>
-                <w:rFonts w:ascii="Calibri" w:hAnsi="Calibri" w:cs="Calibri"/>
-              </w:rPr>
-              <w:t>All Team Members</w:t>
-            </w:r>
-          </w:p>
-        </w:tc>
-        <w:tc>
-          <w:tcPr>
-            <w:tcW w:w="1910" w:type="dxa"/>
-            <w:vAlign w:val="center"/>
-          </w:tcPr>
-          <w:p>
-            <w:pPr>
-              <w:rPr>
-                <w:rFonts w:ascii="Calibri" w:hAnsi="Calibri" w:cs="Calibri"/>
-              </w:rPr>
-            </w:pPr>
-            <w:r>
-              <w:rPr>
-                <w:rFonts w:ascii="Calibri" w:hAnsi="Calibri" w:cs="Calibri"/>
-              </w:rPr>
-              <w:t>28/09/2025</w:t>
+              <w:t>28/</w:t>
+            </w:r>
+            <w:r>
+              <w:rPr>
+                <w:rFonts w:ascii="Calibri" w:hAnsi="Calibri" w:cs="Calibri"/>
+              </w:rPr>
+              <w:t>10</w:t>
+            </w:r>
+            <w:r>
+              <w:rPr>
+                <w:rFonts w:ascii="Calibri" w:hAnsi="Calibri" w:cs="Calibri"/>
+              </w:rPr>
+              <w:t>/2025</w:t>
             </w:r>
           </w:p>
         </w:tc>
@@ -3107,14 +3722,6 @@
       <w:pPr>
         <w:rPr>
           <w:rFonts w:ascii="Calibri" w:hAnsi="Calibri" w:cs="Calibri"/>
-        </w:rPr>
-      </w:pPr>
-    </w:p>
-    <w:p>
-      <w:pPr>
-        <w:rPr>
-          <w:rFonts w:ascii="Calibri" w:hAnsi="Calibri" w:cs="Calibri"/>
-          <w:b/>
         </w:rPr>
       </w:pPr>
     </w:p>
@@ -3138,7 +3745,6 @@
           <w:rFonts w:ascii="Calibri" w:hAnsi="Calibri" w:cs="Calibri"/>
           <w:b/>
         </w:rPr>
-        <w:lastRenderedPageBreak/>
         <w:t>Next Meeting</w:t>
       </w:r>
     </w:p>
@@ -3201,7 +3807,28 @@
                 <w:rFonts w:ascii="Calibri" w:hAnsi="Calibri" w:cs="Calibri"/>
                 <w:bCs/>
               </w:rPr>
-              <w:t>04/09/</w:t>
+              <w:t>28</w:t>
+            </w:r>
+            <w:r>
+              <w:rPr>
+                <w:rFonts w:ascii="Calibri" w:hAnsi="Calibri" w:cs="Calibri"/>
+                <w:bCs/>
+              </w:rPr>
+              <w:t>/0</w:t>
+            </w:r>
+            <w:r>
+              <w:rPr>
+                <w:rFonts w:ascii="Calibri" w:hAnsi="Calibri" w:cs="Calibri"/>
+                <w:bCs/>
+              </w:rPr>
+              <w:t>8</w:t>
+            </w:r>
+            <w:r>
+              <w:rPr>
+                <w:rFonts w:ascii="Calibri" w:hAnsi="Calibri" w:cs="Calibri"/>
+                <w:bCs/>
+              </w:rPr>
+              <w:t>/</w:t>
             </w:r>
             <w:r>
               <w:rPr>
@@ -3313,7 +3940,7 @@
               <w:rPr>
                 <w:rFonts w:ascii="Calibri" w:hAnsi="Calibri" w:cs="Calibri"/>
               </w:rPr>
-              <w:t>Working on Final Poster</w:t>
+              <w:t>Kali Environment Setup</w:t>
             </w:r>
           </w:p>
         </w:tc>
@@ -3356,36 +3983,15 @@
               <w:rPr>
                 <w:rFonts w:ascii="Calibri" w:hAnsi="Calibri" w:cs="Calibri"/>
               </w:rPr>
-              <w:t xml:space="preserve">Data Analysis </w:t>
+              <w:t xml:space="preserve">Kali Evaluation Running </w:t>
             </w:r>
           </w:p>
         </w:tc>
       </w:tr>
       <w:tr>
-        <w:tc>
-          <w:tcPr>
-            <w:tcW w:w="9990" w:type="dxa"/>
-            <w:gridSpan w:val="3"/>
-            <w:vAlign w:val="center"/>
-          </w:tcPr>
-          <w:p>
-            <w:pPr>
-              <w:rPr>
-                <w:rFonts w:ascii="Calibri" w:hAnsi="Calibri" w:cs="Calibri"/>
-                <w:i/>
-              </w:rPr>
-            </w:pPr>
-            <w:r>
-              <w:rPr>
-                <w:rFonts w:ascii="Calibri" w:hAnsi="Calibri" w:cs="Calibri"/>
-                <w:i/>
-              </w:rPr>
-              <w:t>Action Items to be discussed in the next meeting:</w:t>
-            </w:r>
-          </w:p>
-        </w:tc>
-      </w:tr>
-      <w:tr>
+        <w:trPr>
+          <w:trHeight w:val="70"/>
+        </w:trPr>
         <w:tc>
           <w:tcPr>
             <w:tcW w:w="540" w:type="dxa"/>
@@ -3395,9 +4001,9 @@
             <w:pPr>
               <w:numPr>
                 <w:ilvl w:val="0"/>
-                <w:numId w:val="17"/>
+                <w:numId w:val="12"/>
               </w:numPr>
-              <w:ind w:left="245" w:hanging="202"/>
+              <w:ind w:left="252" w:hanging="208"/>
               <w:rPr>
                 <w:rFonts w:ascii="Calibri" w:hAnsi="Calibri" w:cs="Calibri"/>
               </w:rPr>
@@ -3416,6 +4022,12 @@
                 <w:rFonts w:ascii="Calibri" w:hAnsi="Calibri" w:cs="Calibri"/>
               </w:rPr>
             </w:pPr>
+            <w:r>
+              <w:rPr>
+                <w:rFonts w:ascii="Calibri" w:hAnsi="Calibri" w:cs="Calibri"/>
+              </w:rPr>
+              <w:t>Final Poster</w:t>
+            </w:r>
           </w:p>
         </w:tc>
       </w:tr>
@@ -6469,6 +7081,119 @@
     </w:lvl>
   </w:abstractNum>
   <w:abstractNum w:abstractNumId="28" w15:restartNumberingAfterBreak="0">
+    <w:nsid w:val="77681D9D"/>
+    <w:multiLevelType w:val="hybridMultilevel"/>
+    <w:tmpl w:val="8F16D4D6"/>
+    <w:lvl w:ilvl="0" w:tplc="A55654CC">
+      <w:start w:val="10"/>
+      <w:numFmt w:val="bullet"/>
+      <w:lvlText w:val="-"/>
+      <w:lvlJc w:val="left"/>
+      <w:pPr>
+        <w:ind w:left="720" w:hanging="360"/>
+      </w:pPr>
+      <w:rPr>
+        <w:rFonts w:ascii="Calibri" w:eastAsia="Times New Roman" w:hAnsi="Calibri" w:cs="Calibri" w:hint="default"/>
+      </w:rPr>
+    </w:lvl>
+    <w:lvl w:ilvl="1" w:tplc="14090003" w:tentative="1">
+      <w:start w:val="1"/>
+      <w:numFmt w:val="bullet"/>
+      <w:lvlText w:val="o"/>
+      <w:lvlJc w:val="left"/>
+      <w:pPr>
+        <w:ind w:left="1440" w:hanging="360"/>
+      </w:pPr>
+      <w:rPr>
+        <w:rFonts w:ascii="Courier New" w:hAnsi="Courier New" w:cs="Courier New" w:hint="default"/>
+      </w:rPr>
+    </w:lvl>
+    <w:lvl w:ilvl="2" w:tplc="14090005" w:tentative="1">
+      <w:start w:val="1"/>
+      <w:numFmt w:val="bullet"/>
+      <w:lvlText w:val=""/>
+      <w:lvlJc w:val="left"/>
+      <w:pPr>
+        <w:ind w:left="2160" w:hanging="360"/>
+      </w:pPr>
+      <w:rPr>
+        <w:rFonts w:ascii="Wingdings" w:hAnsi="Wingdings" w:hint="default"/>
+      </w:rPr>
+    </w:lvl>
+    <w:lvl w:ilvl="3" w:tplc="14090001" w:tentative="1">
+      <w:start w:val="1"/>
+      <w:numFmt w:val="bullet"/>
+      <w:lvlText w:val=""/>
+      <w:lvlJc w:val="left"/>
+      <w:pPr>
+        <w:ind w:left="2880" w:hanging="360"/>
+      </w:pPr>
+      <w:rPr>
+        <w:rFonts w:ascii="Symbol" w:hAnsi="Symbol" w:hint="default"/>
+      </w:rPr>
+    </w:lvl>
+    <w:lvl w:ilvl="4" w:tplc="14090003" w:tentative="1">
+      <w:start w:val="1"/>
+      <w:numFmt w:val="bullet"/>
+      <w:lvlText w:val="o"/>
+      <w:lvlJc w:val="left"/>
+      <w:pPr>
+        <w:ind w:left="3600" w:hanging="360"/>
+      </w:pPr>
+      <w:rPr>
+        <w:rFonts w:ascii="Courier New" w:hAnsi="Courier New" w:cs="Courier New" w:hint="default"/>
+      </w:rPr>
+    </w:lvl>
+    <w:lvl w:ilvl="5" w:tplc="14090005" w:tentative="1">
+      <w:start w:val="1"/>
+      <w:numFmt w:val="bullet"/>
+      <w:lvlText w:val=""/>
+      <w:lvlJc w:val="left"/>
+      <w:pPr>
+        <w:ind w:left="4320" w:hanging="360"/>
+      </w:pPr>
+      <w:rPr>
+        <w:rFonts w:ascii="Wingdings" w:hAnsi="Wingdings" w:hint="default"/>
+      </w:rPr>
+    </w:lvl>
+    <w:lvl w:ilvl="6" w:tplc="14090001" w:tentative="1">
+      <w:start w:val="1"/>
+      <w:numFmt w:val="bullet"/>
+      <w:lvlText w:val=""/>
+      <w:lvlJc w:val="left"/>
+      <w:pPr>
+        <w:ind w:left="5040" w:hanging="360"/>
+      </w:pPr>
+      <w:rPr>
+        <w:rFonts w:ascii="Symbol" w:hAnsi="Symbol" w:hint="default"/>
+      </w:rPr>
+    </w:lvl>
+    <w:lvl w:ilvl="7" w:tplc="14090003" w:tentative="1">
+      <w:start w:val="1"/>
+      <w:numFmt w:val="bullet"/>
+      <w:lvlText w:val="o"/>
+      <w:lvlJc w:val="left"/>
+      <w:pPr>
+        <w:ind w:left="5760" w:hanging="360"/>
+      </w:pPr>
+      <w:rPr>
+        <w:rFonts w:ascii="Courier New" w:hAnsi="Courier New" w:cs="Courier New" w:hint="default"/>
+      </w:rPr>
+    </w:lvl>
+    <w:lvl w:ilvl="8" w:tplc="14090005" w:tentative="1">
+      <w:start w:val="1"/>
+      <w:numFmt w:val="bullet"/>
+      <w:lvlText w:val=""/>
+      <w:lvlJc w:val="left"/>
+      <w:pPr>
+        <w:ind w:left="6480" w:hanging="360"/>
+      </w:pPr>
+      <w:rPr>
+        <w:rFonts w:ascii="Wingdings" w:hAnsi="Wingdings" w:hint="default"/>
+      </w:rPr>
+    </w:lvl>
+  </w:abstractNum>
+  <w:abstractNum w:abstractNumId="29" w15:restartNumberingAfterBreak="0">
     <w:nsid w:val="77AC42FB"/>
     <w:multiLevelType w:val="hybridMultilevel"/>
     <w:tmpl w:val="BECE77BE"/>
@@ -6554,7 +7279,7 @@
       </w:pPr>
     </w:lvl>
   </w:abstractNum>
-  <w:abstractNum w:abstractNumId="29" w15:restartNumberingAfterBreak="0">
+  <w:abstractNum w:abstractNumId="30" w15:restartNumberingAfterBreak="0">
     <w:nsid w:val="7FAD6242"/>
     <w:multiLevelType w:val="hybridMultilevel"/>
     <w:tmpl w:val="41E0A87A"/>
@@ -6718,7 +7443,7 @@
     <w:abstractNumId w:val="5"/>
   </w:num>
   <w:num w:numId="18" w16cid:durableId="312878469">
-    <w:abstractNumId w:val="28"/>
+    <w:abstractNumId w:val="29"/>
   </w:num>
   <w:num w:numId="19" w16cid:durableId="600650231">
     <w:abstractNumId w:val="1"/>
@@ -6745,7 +7470,7 @@
     <w:abstractNumId w:val="17"/>
   </w:num>
   <w:num w:numId="27" w16cid:durableId="1961102865">
-    <w:abstractNumId w:val="29"/>
+    <w:abstractNumId w:val="30"/>
   </w:num>
   <w:num w:numId="28" w16cid:durableId="569462968">
     <w:abstractNumId w:val="23"/>
@@ -6756,6 +7481,9 @@
   <w:num w:numId="30" w16cid:durableId="158931497">
     <w:abstractNumId w:val="2"/>
   </w:num>
+  <w:num w:numId="31" w16cid:durableId="1342782499">
+    <w:abstractNumId w:val="28"/>
+  </w:num>
 </w:numbering>
 </file>
 
@@ -6765,7 +7493,7 @@
     <w:rPrDefault>
       <w:rPr>
         <w:rFonts w:ascii="Times New Roman" w:eastAsia="Times New Roman" w:hAnsi="Times New Roman" w:cs="Times New Roman"/>
-        <w:lang w:val="en-US" w:eastAsia="en-US" w:bidi="ar-SA"/>
+        <w:lang w:val="en-NZ" w:eastAsia="en-NZ" w:bidi="my-MM"/>
       </w:rPr>
     </w:rPrDefault>
     <w:pPrDefault/>
@@ -7058,7 +7786,7 @@
     <w:rPr>
       <w:sz w:val="24"/>
       <w:szCs w:val="24"/>
-      <w:lang w:val="en-NZ"/>
+      <w:lang w:eastAsia="en-US" w:bidi="ar-SA"/>
     </w:rPr>
   </w:style>
   <w:style w:type="character" w:default="1" w:styleId="DefaultParagraphFont">

--- a/03-Communication-and-Teamwork/Meetings/Minutes/Team-Meetings/Meeting Minutes 2025-08-14 (Team).docx
+++ b/03-Communication-and-Teamwork/Meetings/Minutes/Team-Meetings/Meeting Minutes 2025-08-14 (Team).docx
@@ -2,13 +2,6 @@
 <file path=word/document.xml><?xml version="1.0" encoding="utf-8"?>
 <w:document xmlns:wpc="http://schemas.microsoft.com/office/word/2010/wordprocessingCanvas" xmlns:cx="http://schemas.microsoft.com/office/drawing/2014/chartex" xmlns:cx1="http://schemas.microsoft.com/office/drawing/2015/9/8/chartex" xmlns:cx2="http://schemas.microsoft.com/office/drawing/2015/10/21/chartex" xmlns:cx3="http://schemas.microsoft.com/office/drawing/2016/5/9/chartex" xmlns:cx4="http://schemas.microsoft.com/office/drawing/2016/5/10/chartex" xmlns:cx5="http://schemas.microsoft.com/office/drawing/2016/5/11/chartex" xmlns:cx6="http://schemas.microsoft.com/office/drawing/2016/5/12/chartex" xmlns:cx7="http://schemas.microsoft.com/office/drawing/2016/5/13/chartex" xmlns:cx8="http://schemas.microsoft.com/office/drawing/2016/5/14/chartex" xmlns:mc="http://schemas.openxmlformats.org/markup-compatibility/2006" xmlns:aink="http://schemas.microsoft.com/office/drawing/2016/ink" xmlns:am3d="http://schemas.microsoft.com/office/drawing/2017/model3d" xmlns:o="urn:schemas-microsoft-com:office:office" xmlns:oel="http://schemas.microsoft.com/office/2019/extlst" xmlns:r="http://schemas.openxmlformats.org/officeDocument/2006/relationships" xmlns:m="http://schemas.openxmlformats.org/officeDocument/2006/math" xmlns:v="urn:schemas-microsoft-com:vml" xmlns:wp14="http://schemas.microsoft.com/office/word/2010/wordprocessingDrawing" xmlns:wp="http://schemas.openxmlformats.org/drawingml/2006/wordprocessingDrawing" xmlns:w10="urn:schemas-microsoft-com:office:word" xmlns:w="http://schemas.openxmlformats.org/wordprocessingml/2006/main" xmlns:w14="http://schemas.microsoft.com/office/word/2010/wordml" xmlns:w15="http://schemas.microsoft.com/office/word/2012/wordml" xmlns:w16cex="http://schemas.microsoft.com/office/word/2018/wordml/cex" xmlns:w16cid="http://schemas.microsoft.com/office/word/2016/wordml/cid" xmlns:w16="http://schemas.microsoft.com/office/word/2018/wordml" xmlns:w16du="http://schemas.microsoft.com/office/word/2023/wordml/word16du" xmlns:w16sdtdh="http://schemas.microsoft.com/office/word/2020/wordml/sdtdatahash" xmlns:w16sdtfl="http://schemas.microsoft.com/office/word/2024/wordml/sdtformatlock" xmlns:w16se="http://schemas.microsoft.com/office/word/2015/wordml/symex" xmlns:wpg="http://schemas.microsoft.com/office/word/2010/wordprocessingGroup" xmlns:wpi="http://schemas.microsoft.com/office/word/2010/wordprocessingInk" xmlns:wne="http://schemas.microsoft.com/office/word/2006/wordml" xmlns:wps="http://schemas.microsoft.com/office/word/2010/wordprocessingShape" mc:Ignorable="w14 w15 w16se w16cid w16 w16cex w16sdtdh w16sdtfl w16du wp14">
   <w:body>
-    <w:p>
-      <w:pPr>
-        <w:rPr>
-          <w:rFonts w:ascii="Calibri" w:hAnsi="Calibri" w:cs="Calibri"/>
-        </w:rPr>
-      </w:pPr>
-    </w:p>
     <w:p>
       <w:pPr>
         <w:jc w:val="center"/>
@@ -529,7 +522,14 @@
                 <w:rFonts w:ascii="Calibri" w:hAnsi="Calibri" w:cs="Calibri"/>
                 <w:bCs/>
               </w:rPr>
-              <w:t>1.0</w:t>
+              <w:t>1.</w:t>
+            </w:r>
+            <w:r>
+              <w:rPr>
+                <w:rFonts w:ascii="Calibri" w:hAnsi="Calibri" w:cs="Calibri"/>
+                <w:bCs/>
+              </w:rPr>
+              <w:t>1</w:t>
             </w:r>
           </w:p>
         </w:tc>
@@ -1988,16 +1988,8 @@
               <w:rPr>
                 <w:rFonts w:ascii="Calibri" w:hAnsi="Calibri" w:cs="Calibri"/>
               </w:rPr>
-              <w:t xml:space="preserve">Charmi, Kylie, Larissa, </w:t>
-            </w:r>
-            <w:proofErr w:type="spellStart"/>
-            <w:r>
-              <w:rPr>
-                <w:rFonts w:ascii="Calibri" w:hAnsi="Calibri" w:cs="Calibri"/>
-              </w:rPr>
-              <w:t>Zaf</w:t>
-            </w:r>
-            <w:proofErr w:type="spellEnd"/>
+              <w:t>Charmi, Kylie, Larissa, Zaf</w:t>
+            </w:r>
           </w:p>
         </w:tc>
         <w:tc>
@@ -2300,16 +2292,8 @@
               <w:rPr>
                 <w:rFonts w:ascii="Calibri" w:hAnsi="Calibri" w:cs="Calibri"/>
               </w:rPr>
-              <w:t xml:space="preserve">Larissa, </w:t>
-            </w:r>
-            <w:proofErr w:type="spellStart"/>
-            <w:r>
-              <w:rPr>
-                <w:rFonts w:ascii="Calibri" w:hAnsi="Calibri" w:cs="Calibri"/>
-              </w:rPr>
-              <w:t>Zaf</w:t>
-            </w:r>
-            <w:proofErr w:type="spellEnd"/>
+              <w:t>Larissa, Zaf</w:t>
+            </w:r>
           </w:p>
         </w:tc>
         <w:tc>
@@ -2460,16 +2444,8 @@
               <w:rPr>
                 <w:rFonts w:ascii="Calibri" w:hAnsi="Calibri" w:cs="Calibri"/>
               </w:rPr>
-              <w:t xml:space="preserve">Larissa, </w:t>
-            </w:r>
-            <w:proofErr w:type="spellStart"/>
-            <w:r>
-              <w:rPr>
-                <w:rFonts w:ascii="Calibri" w:hAnsi="Calibri" w:cs="Calibri"/>
-              </w:rPr>
-              <w:t>Zaf</w:t>
-            </w:r>
-            <w:proofErr w:type="spellEnd"/>
+              <w:t>Larissa, Zaf</w:t>
+            </w:r>
           </w:p>
         </w:tc>
         <w:tc>
@@ -2544,7 +2520,7 @@
               <w:rPr>
                 <w:rFonts w:ascii="Calibri" w:hAnsi="Calibri" w:cs="Calibri"/>
               </w:rPr>
-              <w:t>-</w:t>
+              <w:t>All Team Members</w:t>
             </w:r>
           </w:p>
         </w:tc>
@@ -2705,7 +2681,7 @@
             <w:pPr>
               <w:numPr>
                 <w:ilvl w:val="0"/>
-                <w:numId w:val="31"/>
+                <w:numId w:val="32"/>
               </w:numPr>
               <w:rPr>
                 <w:rFonts w:ascii="Calibri" w:hAnsi="Calibri" w:cs="Calibri"/>
@@ -2722,7 +2698,7 @@
             <w:pPr>
               <w:numPr>
                 <w:ilvl w:val="0"/>
-                <w:numId w:val="31"/>
+                <w:numId w:val="32"/>
               </w:numPr>
               <w:rPr>
                 <w:rFonts w:ascii="Calibri" w:hAnsi="Calibri" w:cs="Calibri"/>
@@ -3233,19 +3209,7 @@
               <w:rPr>
                 <w:rFonts w:ascii="Calibri" w:hAnsi="Calibri" w:cs="Calibri"/>
               </w:rPr>
-              <w:t>28/0</w:t>
-            </w:r>
-            <w:r>
-              <w:rPr>
-                <w:rFonts w:ascii="Calibri" w:hAnsi="Calibri" w:cs="Calibri"/>
-              </w:rPr>
-              <w:t>8</w:t>
-            </w:r>
-            <w:r>
-              <w:rPr>
-                <w:rFonts w:ascii="Calibri" w:hAnsi="Calibri" w:cs="Calibri"/>
-              </w:rPr>
-              <w:t>/2025</w:t>
+              <w:t>28/08/2025</w:t>
             </w:r>
           </w:p>
         </w:tc>
@@ -3303,16 +3267,8 @@
               <w:rPr>
                 <w:rFonts w:ascii="Calibri" w:hAnsi="Calibri" w:cs="Calibri"/>
               </w:rPr>
-              <w:t xml:space="preserve">Kylie, Charmi, </w:t>
-            </w:r>
-            <w:proofErr w:type="spellStart"/>
-            <w:r>
-              <w:rPr>
-                <w:rFonts w:ascii="Calibri" w:hAnsi="Calibri" w:cs="Calibri"/>
-              </w:rPr>
-              <w:t>Zaf</w:t>
-            </w:r>
-            <w:proofErr w:type="spellEnd"/>
+              <w:t>Kylie, Charmi, Zaf</w:t>
+            </w:r>
           </w:p>
         </w:tc>
         <w:tc>
@@ -3394,16 +3350,8 @@
               <w:rPr>
                 <w:rFonts w:ascii="Calibri" w:hAnsi="Calibri" w:cs="Calibri"/>
               </w:rPr>
-              <w:t xml:space="preserve">Win, </w:t>
-            </w:r>
-            <w:proofErr w:type="spellStart"/>
-            <w:r>
-              <w:rPr>
-                <w:rFonts w:ascii="Calibri" w:hAnsi="Calibri" w:cs="Calibri"/>
-              </w:rPr>
-              <w:t>Zaf</w:t>
-            </w:r>
-            <w:proofErr w:type="spellEnd"/>
+              <w:t>Win, Zaf</w:t>
+            </w:r>
           </w:p>
         </w:tc>
         <w:tc>
@@ -6189,6 +6137,119 @@
     </w:lvl>
   </w:abstractNum>
   <w:abstractNum w:abstractNumId="19" w15:restartNumberingAfterBreak="0">
+    <w:nsid w:val="4CBA30AA"/>
+    <w:multiLevelType w:val="hybridMultilevel"/>
+    <w:tmpl w:val="2FC60BAA"/>
+    <w:lvl w:ilvl="0" w:tplc="14090001">
+      <w:start w:val="1"/>
+      <w:numFmt w:val="bullet"/>
+      <w:lvlText w:val=""/>
+      <w:lvlJc w:val="left"/>
+      <w:pPr>
+        <w:ind w:left="360" w:hanging="360"/>
+      </w:pPr>
+      <w:rPr>
+        <w:rFonts w:ascii="Symbol" w:hAnsi="Symbol" w:hint="default"/>
+      </w:rPr>
+    </w:lvl>
+    <w:lvl w:ilvl="1" w:tplc="14090003" w:tentative="1">
+      <w:start w:val="1"/>
+      <w:numFmt w:val="bullet"/>
+      <w:lvlText w:val="o"/>
+      <w:lvlJc w:val="left"/>
+      <w:pPr>
+        <w:ind w:left="1080" w:hanging="360"/>
+      </w:pPr>
+      <w:rPr>
+        <w:rFonts w:ascii="Courier New" w:hAnsi="Courier New" w:cs="Courier New" w:hint="default"/>
+      </w:rPr>
+    </w:lvl>
+    <w:lvl w:ilvl="2" w:tplc="14090005" w:tentative="1">
+      <w:start w:val="1"/>
+      <w:numFmt w:val="bullet"/>
+      <w:lvlText w:val=""/>
+      <w:lvlJc w:val="left"/>
+      <w:pPr>
+        <w:ind w:left="1800" w:hanging="360"/>
+      </w:pPr>
+      <w:rPr>
+        <w:rFonts w:ascii="Wingdings" w:hAnsi="Wingdings" w:hint="default"/>
+      </w:rPr>
+    </w:lvl>
+    <w:lvl w:ilvl="3" w:tplc="14090001" w:tentative="1">
+      <w:start w:val="1"/>
+      <w:numFmt w:val="bullet"/>
+      <w:lvlText w:val=""/>
+      <w:lvlJc w:val="left"/>
+      <w:pPr>
+        <w:ind w:left="2520" w:hanging="360"/>
+      </w:pPr>
+      <w:rPr>
+        <w:rFonts w:ascii="Symbol" w:hAnsi="Symbol" w:hint="default"/>
+      </w:rPr>
+    </w:lvl>
+    <w:lvl w:ilvl="4" w:tplc="14090003" w:tentative="1">
+      <w:start w:val="1"/>
+      <w:numFmt w:val="bullet"/>
+      <w:lvlText w:val="o"/>
+      <w:lvlJc w:val="left"/>
+      <w:pPr>
+        <w:ind w:left="3240" w:hanging="360"/>
+      </w:pPr>
+      <w:rPr>
+        <w:rFonts w:ascii="Courier New" w:hAnsi="Courier New" w:cs="Courier New" w:hint="default"/>
+      </w:rPr>
+    </w:lvl>
+    <w:lvl w:ilvl="5" w:tplc="14090005" w:tentative="1">
+      <w:start w:val="1"/>
+      <w:numFmt w:val="bullet"/>
+      <w:lvlText w:val=""/>
+      <w:lvlJc w:val="left"/>
+      <w:pPr>
+        <w:ind w:left="3960" w:hanging="360"/>
+      </w:pPr>
+      <w:rPr>
+        <w:rFonts w:ascii="Wingdings" w:hAnsi="Wingdings" w:hint="default"/>
+      </w:rPr>
+    </w:lvl>
+    <w:lvl w:ilvl="6" w:tplc="14090001" w:tentative="1">
+      <w:start w:val="1"/>
+      <w:numFmt w:val="bullet"/>
+      <w:lvlText w:val=""/>
+      <w:lvlJc w:val="left"/>
+      <w:pPr>
+        <w:ind w:left="4680" w:hanging="360"/>
+      </w:pPr>
+      <w:rPr>
+        <w:rFonts w:ascii="Symbol" w:hAnsi="Symbol" w:hint="default"/>
+      </w:rPr>
+    </w:lvl>
+    <w:lvl w:ilvl="7" w:tplc="14090003" w:tentative="1">
+      <w:start w:val="1"/>
+      <w:numFmt w:val="bullet"/>
+      <w:lvlText w:val="o"/>
+      <w:lvlJc w:val="left"/>
+      <w:pPr>
+        <w:ind w:left="5400" w:hanging="360"/>
+      </w:pPr>
+      <w:rPr>
+        <w:rFonts w:ascii="Courier New" w:hAnsi="Courier New" w:cs="Courier New" w:hint="default"/>
+      </w:rPr>
+    </w:lvl>
+    <w:lvl w:ilvl="8" w:tplc="14090005" w:tentative="1">
+      <w:start w:val="1"/>
+      <w:numFmt w:val="bullet"/>
+      <w:lvlText w:val=""/>
+      <w:lvlJc w:val="left"/>
+      <w:pPr>
+        <w:ind w:left="6120" w:hanging="360"/>
+      </w:pPr>
+      <w:rPr>
+        <w:rFonts w:ascii="Wingdings" w:hAnsi="Wingdings" w:hint="default"/>
+      </w:rPr>
+    </w:lvl>
+  </w:abstractNum>
+  <w:abstractNum w:abstractNumId="20" w15:restartNumberingAfterBreak="0">
     <w:nsid w:val="4FAA006A"/>
     <w:multiLevelType w:val="hybridMultilevel"/>
     <w:tmpl w:val="94EA5074"/>
@@ -6274,7 +6335,7 @@
       </w:pPr>
     </w:lvl>
   </w:abstractNum>
-  <w:abstractNum w:abstractNumId="20" w15:restartNumberingAfterBreak="0">
+  <w:abstractNum w:abstractNumId="21" w15:restartNumberingAfterBreak="0">
     <w:nsid w:val="55BA79B2"/>
     <w:multiLevelType w:val="hybridMultilevel"/>
     <w:tmpl w:val="47A4BE96"/>
@@ -6387,7 +6448,7 @@
       </w:rPr>
     </w:lvl>
   </w:abstractNum>
-  <w:abstractNum w:abstractNumId="21" w15:restartNumberingAfterBreak="0">
+  <w:abstractNum w:abstractNumId="22" w15:restartNumberingAfterBreak="0">
     <w:nsid w:val="61E5548B"/>
     <w:multiLevelType w:val="hybridMultilevel"/>
     <w:tmpl w:val="8570A53A"/>
@@ -6476,7 +6537,7 @@
       </w:pPr>
     </w:lvl>
   </w:abstractNum>
-  <w:abstractNum w:abstractNumId="22" w15:restartNumberingAfterBreak="0">
+  <w:abstractNum w:abstractNumId="23" w15:restartNumberingAfterBreak="0">
     <w:nsid w:val="65B065B4"/>
     <w:multiLevelType w:val="hybridMultilevel"/>
     <w:tmpl w:val="5D700912"/>
@@ -6590,7 +6651,7 @@
       </w:rPr>
     </w:lvl>
   </w:abstractNum>
-  <w:abstractNum w:abstractNumId="23" w15:restartNumberingAfterBreak="0">
+  <w:abstractNum w:abstractNumId="24" w15:restartNumberingAfterBreak="0">
     <w:nsid w:val="687B7B70"/>
     <w:multiLevelType w:val="hybridMultilevel"/>
     <w:tmpl w:val="B060C372"/>
@@ -6703,7 +6764,7 @@
       </w:rPr>
     </w:lvl>
   </w:abstractNum>
-  <w:abstractNum w:abstractNumId="24" w15:restartNumberingAfterBreak="0">
+  <w:abstractNum w:abstractNumId="25" w15:restartNumberingAfterBreak="0">
     <w:nsid w:val="6A13259E"/>
     <w:multiLevelType w:val="hybridMultilevel"/>
     <w:tmpl w:val="8A1E19CA"/>
@@ -6816,7 +6877,7 @@
       </w:rPr>
     </w:lvl>
   </w:abstractNum>
-  <w:abstractNum w:abstractNumId="25" w15:restartNumberingAfterBreak="0">
+  <w:abstractNum w:abstractNumId="26" w15:restartNumberingAfterBreak="0">
     <w:nsid w:val="6C704C18"/>
     <w:multiLevelType w:val="hybridMultilevel"/>
     <w:tmpl w:val="67D27778"/>
@@ -6905,7 +6966,7 @@
       </w:pPr>
     </w:lvl>
   </w:abstractNum>
-  <w:abstractNum w:abstractNumId="26" w15:restartNumberingAfterBreak="0">
+  <w:abstractNum w:abstractNumId="27" w15:restartNumberingAfterBreak="0">
     <w:nsid w:val="73560715"/>
     <w:multiLevelType w:val="hybridMultilevel"/>
     <w:tmpl w:val="BECE77BE"/>
@@ -6991,7 +7052,7 @@
       </w:pPr>
     </w:lvl>
   </w:abstractNum>
-  <w:abstractNum w:abstractNumId="27" w15:restartNumberingAfterBreak="0">
+  <w:abstractNum w:abstractNumId="28" w15:restartNumberingAfterBreak="0">
     <w:nsid w:val="74AA6EC1"/>
     <w:multiLevelType w:val="hybridMultilevel"/>
     <w:tmpl w:val="8570A53A"/>
@@ -7080,7 +7141,7 @@
       </w:pPr>
     </w:lvl>
   </w:abstractNum>
-  <w:abstractNum w:abstractNumId="28" w15:restartNumberingAfterBreak="0">
+  <w:abstractNum w:abstractNumId="29" w15:restartNumberingAfterBreak="0">
     <w:nsid w:val="77681D9D"/>
     <w:multiLevelType w:val="hybridMultilevel"/>
     <w:tmpl w:val="8F16D4D6"/>
@@ -7193,7 +7254,7 @@
       </w:rPr>
     </w:lvl>
   </w:abstractNum>
-  <w:abstractNum w:abstractNumId="29" w15:restartNumberingAfterBreak="0">
+  <w:abstractNum w:abstractNumId="30" w15:restartNumberingAfterBreak="0">
     <w:nsid w:val="77AC42FB"/>
     <w:multiLevelType w:val="hybridMultilevel"/>
     <w:tmpl w:val="BECE77BE"/>
@@ -7279,7 +7340,7 @@
       </w:pPr>
     </w:lvl>
   </w:abstractNum>
-  <w:abstractNum w:abstractNumId="30" w15:restartNumberingAfterBreak="0">
+  <w:abstractNum w:abstractNumId="31" w15:restartNumberingAfterBreak="0">
     <w:nsid w:val="7FAD6242"/>
     <w:multiLevelType w:val="hybridMultilevel"/>
     <w:tmpl w:val="41E0A87A"/>
@@ -7398,7 +7459,7 @@
     <w:abstractNumId w:val="16"/>
   </w:num>
   <w:num w:numId="3" w16cid:durableId="1871723137">
-    <w:abstractNumId w:val="22"/>
+    <w:abstractNumId w:val="23"/>
   </w:num>
   <w:num w:numId="4" w16cid:durableId="466747827">
     <w:abstractNumId w:val="8"/>
@@ -7410,7 +7471,7 @@
     <w:abstractNumId w:val="11"/>
   </w:num>
   <w:num w:numId="7" w16cid:durableId="145901084">
-    <w:abstractNumId w:val="19"/>
+    <w:abstractNumId w:val="20"/>
   </w:num>
   <w:num w:numId="8" w16cid:durableId="1516842437">
     <w:abstractNumId w:val="6"/>
@@ -7419,19 +7480,19 @@
     <w:abstractNumId w:val="14"/>
   </w:num>
   <w:num w:numId="10" w16cid:durableId="897014304">
-    <w:abstractNumId w:val="25"/>
+    <w:abstractNumId w:val="26"/>
   </w:num>
   <w:num w:numId="11" w16cid:durableId="882012758">
     <w:abstractNumId w:val="18"/>
   </w:num>
   <w:num w:numId="12" w16cid:durableId="702285785">
-    <w:abstractNumId w:val="27"/>
+    <w:abstractNumId w:val="28"/>
   </w:num>
   <w:num w:numId="13" w16cid:durableId="762915624">
     <w:abstractNumId w:val="7"/>
   </w:num>
   <w:num w:numId="14" w16cid:durableId="1239755907">
-    <w:abstractNumId w:val="21"/>
+    <w:abstractNumId w:val="22"/>
   </w:num>
   <w:num w:numId="15" w16cid:durableId="1728913164">
     <w:abstractNumId w:val="9"/>
@@ -7443,7 +7504,7 @@
     <w:abstractNumId w:val="5"/>
   </w:num>
   <w:num w:numId="18" w16cid:durableId="312878469">
-    <w:abstractNumId w:val="29"/>
+    <w:abstractNumId w:val="30"/>
   </w:num>
   <w:num w:numId="19" w16cid:durableId="600650231">
     <w:abstractNumId w:val="1"/>
@@ -7452,13 +7513,13 @@
     <w:abstractNumId w:val="15"/>
   </w:num>
   <w:num w:numId="21" w16cid:durableId="1710757090">
-    <w:abstractNumId w:val="26"/>
+    <w:abstractNumId w:val="27"/>
   </w:num>
   <w:num w:numId="22" w16cid:durableId="1920406931">
-    <w:abstractNumId w:val="24"/>
+    <w:abstractNumId w:val="25"/>
   </w:num>
   <w:num w:numId="23" w16cid:durableId="603221781">
-    <w:abstractNumId w:val="20"/>
+    <w:abstractNumId w:val="21"/>
   </w:num>
   <w:num w:numId="24" w16cid:durableId="1770344943">
     <w:abstractNumId w:val="4"/>
@@ -7470,10 +7531,10 @@
     <w:abstractNumId w:val="17"/>
   </w:num>
   <w:num w:numId="27" w16cid:durableId="1961102865">
-    <w:abstractNumId w:val="30"/>
+    <w:abstractNumId w:val="31"/>
   </w:num>
   <w:num w:numId="28" w16cid:durableId="569462968">
-    <w:abstractNumId w:val="23"/>
+    <w:abstractNumId w:val="24"/>
   </w:num>
   <w:num w:numId="29" w16cid:durableId="49962502">
     <w:abstractNumId w:val="12"/>
@@ -7482,7 +7543,10 @@
     <w:abstractNumId w:val="2"/>
   </w:num>
   <w:num w:numId="31" w16cid:durableId="1342782499">
-    <w:abstractNumId w:val="28"/>
+    <w:abstractNumId w:val="29"/>
+  </w:num>
+  <w:num w:numId="32" w16cid:durableId="976185159">
+    <w:abstractNumId w:val="19"/>
   </w:num>
 </w:numbering>
 </file>
